--- a/public/assets/files/stacjonarne/COV.docx
+++ b/public/assets/files/stacjonarne/COV.docx
@@ -523,6 +523,7 @@
                 <w:i w:val="0"/>
                 <w:sz w:val="22"/>
               </w:rPr>
+              <w:t>I</w:t>
             </w:r>
           </w:p>
         </w:tc>
@@ -560,6 +561,7 @@
                 <w:i w:val="0"/>
                 <w:sz w:val="22"/>
               </w:rPr>
+              <w:t>specjalizacyjny</w:t>
             </w:r>
           </w:p>
         </w:tc>

--- a/public/assets/files/stacjonarne/COV.docx
+++ b/public/assets/files/stacjonarne/COV.docx
@@ -681,12 +681,22 @@
         <w:tblW w:w="5000" w:type="pct"/>
       </w:tblPr>
       <w:tblGrid>
-        <w:gridCol w:w="9972"/>
+        <w:gridCol w:w="997"/>
+        <w:gridCol w:w="997"/>
+        <w:gridCol w:w="997"/>
+        <w:gridCol w:w="997"/>
+        <w:gridCol w:w="997"/>
+        <w:gridCol w:w="997"/>
+        <w:gridCol w:w="997"/>
+        <w:gridCol w:w="997"/>
+        <w:gridCol w:w="997"/>
+        <w:gridCol w:w="997"/>
       </w:tblGrid>
       <w:tr>
         <w:tc>
           <w:tcPr>
-            <w:tcW w:type="dxa" w:w="9972"/>
+            <w:tcW w:type="dxa" w:w="9970"/>
+            <w:gridSpan w:val="10"/>
             <w:shd w:val="clear" w:color="auto" w:fill="D9D9D9"/>
           </w:tcPr>
           <w:p>
@@ -705,31 +715,34 @@
           </w:p>
         </w:tc>
       </w:tr>
-    </w:tbl>
-    <w:tbl>
-      <w:tblPr>
-        <w:tblW w:type="auto" w:w="0"/>
-        <w:tblLook w:firstColumn="1" w:firstRow="1" w:lastColumn="0" w:lastRow="0" w:noHBand="0" w:noVBand="1" w:val="04A0"/>
-        <w:tblBorders>
-          <w:top w:val="single" w:sz="4" w:space="0" w:color="000000"/>
-          <w:left w:val="single" w:sz="4" w:space="0" w:color="000000"/>
-          <w:bottom w:val="single" w:sz="4" w:space="0" w:color="000000"/>
-          <w:right w:val="single" w:sz="4" w:space="0" w:color="000000"/>
-          <w:insideH w:val="single" w:sz="4" w:space="0" w:color="000000"/>
-          <w:insideV w:val="single" w:sz="4" w:space="0" w:color="000000"/>
-        </w:tblBorders>
-        <w:tblW w:w="5000" w:type="pct"/>
-      </w:tblPr>
-      <w:tblGrid>
-        <w:gridCol w:w="2493"/>
-        <w:gridCol w:w="2493"/>
-        <w:gridCol w:w="2493"/>
-        <w:gridCol w:w="2493"/>
-      </w:tblGrid>
       <w:tr>
         <w:tc>
           <w:tcPr>
-            <w:tcW w:type="dxa" w:w="2493"/>
+            <w:tcW w:type="dxa" w:w="9970"/>
+            <w:gridSpan w:val="10"/>
+            <w:shd w:val="clear" w:color="auto" w:fill="D9D9D9"/>
+          </w:tcPr>
+          <w:p>
+            <w:pPr>
+              <w:spacing w:before="20" w:after="20"/>
+            </w:pPr>
+            <w:r>
+              <w:rPr>
+                <w:rFonts w:ascii="Aptos" w:hAnsi="Aptos"/>
+                <w:b w:val="0"/>
+                <w:i w:val="0"/>
+                <w:sz w:val="16"/>
+              </w:rPr>
+              <w:t>Wymiar godzinowy (liczba godzin w semestrze)</w:t>
+            </w:r>
+          </w:p>
+        </w:tc>
+      </w:tr>
+      <w:tr>
+        <w:tc>
+          <w:tcPr>
+            <w:tcW w:type="dxa" w:w="1994"/>
+            <w:gridSpan w:val="2"/>
             <w:shd w:val="clear" w:color="auto" w:fill="D9D9D9"/>
           </w:tcPr>
           <w:p>
@@ -749,7 +762,8 @@
         </w:tc>
         <w:tc>
           <w:tcPr>
-            <w:tcW w:type="dxa" w:w="2493"/>
+            <w:tcW w:type="dxa" w:w="2991"/>
+            <w:gridSpan w:val="3"/>
             <w:shd w:val="clear" w:color="auto" w:fill="D9D9D9"/>
           </w:tcPr>
           <w:p>
@@ -769,7 +783,8 @@
         </w:tc>
         <w:tc>
           <w:tcPr>
-            <w:tcW w:type="dxa" w:w="2493"/>
+            <w:tcW w:type="dxa" w:w="2991"/>
+            <w:gridSpan w:val="3"/>
             <w:shd w:val="clear" w:color="auto" w:fill="D9D9D9"/>
           </w:tcPr>
           <w:p>
@@ -789,7 +804,8 @@
         </w:tc>
         <w:tc>
           <w:tcPr>
-            <w:tcW w:type="dxa" w:w="2493"/>
+            <w:tcW w:type="dxa" w:w="1994"/>
+            <w:gridSpan w:val="2"/>
             <w:shd w:val="clear" w:color="auto" w:fill="D9D9D9"/>
           </w:tcPr>
           <w:p>
@@ -811,7 +827,8 @@
       <w:tr>
         <w:tc>
           <w:tcPr>
-            <w:tcW w:type="dxa" w:w="2493"/>
+            <w:tcW w:type="dxa" w:w="1994"/>
+            <w:gridSpan w:val="2"/>
           </w:tcPr>
           <w:p>
             <w:pPr>
@@ -830,7 +847,8 @@
         </w:tc>
         <w:tc>
           <w:tcPr>
-            <w:tcW w:type="dxa" w:w="2493"/>
+            <w:tcW w:type="dxa" w:w="2991"/>
+            <w:gridSpan w:val="3"/>
           </w:tcPr>
           <w:p>
             <w:pPr>
@@ -849,7 +867,8 @@
         </w:tc>
         <w:tc>
           <w:tcPr>
-            <w:tcW w:type="dxa" w:w="2493"/>
+            <w:tcW w:type="dxa" w:w="2991"/>
+            <w:gridSpan w:val="3"/>
           </w:tcPr>
           <w:p>
             <w:pPr>
@@ -868,7 +887,8 @@
         </w:tc>
         <w:tc>
           <w:tcPr>
-            <w:tcW w:type="dxa" w:w="2493"/>
+            <w:tcW w:type="dxa" w:w="1994"/>
+            <w:gridSpan w:val="2"/>
           </w:tcPr>
           <w:p>
             <w:pPr>
@@ -886,30 +906,34 @@
           </w:p>
         </w:tc>
       </w:tr>
-    </w:tbl>
-    <w:tbl>
-      <w:tblPr>
-        <w:tblW w:type="auto" w:w="0"/>
-        <w:tblLook w:firstColumn="1" w:firstRow="1" w:lastColumn="0" w:lastRow="0" w:noHBand="0" w:noVBand="1" w:val="04A0"/>
-        <w:tblBorders>
-          <w:top w:val="single" w:sz="4" w:space="0" w:color="000000"/>
-          <w:left w:val="single" w:sz="4" w:space="0" w:color="000000"/>
-          <w:bottom w:val="single" w:sz="4" w:space="0" w:color="000000"/>
-          <w:right w:val="single" w:sz="4" w:space="0" w:color="000000"/>
-          <w:insideH w:val="single" w:sz="4" w:space="0" w:color="000000"/>
-          <w:insideV w:val="single" w:sz="4" w:space="0" w:color="000000"/>
-        </w:tblBorders>
-        <w:tblW w:w="5000" w:type="pct"/>
-      </w:tblPr>
-      <w:tblGrid>
-        <w:gridCol w:w="3324"/>
-        <w:gridCol w:w="3324"/>
-        <w:gridCol w:w="3324"/>
-      </w:tblGrid>
       <w:tr>
         <w:tc>
           <w:tcPr>
-            <w:tcW w:type="dxa" w:w="3324"/>
+            <w:tcW w:type="dxa" w:w="9970"/>
+            <w:gridSpan w:val="10"/>
+            <w:shd w:val="clear" w:color="auto" w:fill="D9D9D9"/>
+          </w:tcPr>
+          <w:p>
+            <w:pPr>
+              <w:spacing w:before="20" w:after="20"/>
+            </w:pPr>
+            <w:r>
+              <w:rPr>
+                <w:rFonts w:ascii="Aptos" w:hAnsi="Aptos"/>
+                <w:b/>
+                <w:i w:val="0"/>
+                <w:sz w:val="22"/>
+              </w:rPr>
+              <w:t>Bilans ECTS</w:t>
+            </w:r>
+          </w:p>
+        </w:tc>
+      </w:tr>
+      <w:tr>
+        <w:tc>
+          <w:tcPr>
+            <w:tcW w:type="dxa" w:w="4985"/>
+            <w:gridSpan w:val="5"/>
             <w:shd w:val="clear" w:color="auto" w:fill="D9D9D9"/>
           </w:tcPr>
           <w:p>
@@ -929,7 +953,8 @@
         </w:tc>
         <w:tc>
           <w:tcPr>
-            <w:tcW w:type="dxa" w:w="3324"/>
+            <w:tcW w:type="dxa" w:w="2991"/>
+            <w:gridSpan w:val="3"/>
             <w:shd w:val="clear" w:color="auto" w:fill="D9D9D9"/>
           </w:tcPr>
           <w:p>
@@ -949,7 +974,8 @@
         </w:tc>
         <w:tc>
           <w:tcPr>
-            <w:tcW w:type="dxa" w:w="3324"/>
+            <w:tcW w:type="dxa" w:w="1994"/>
+            <w:gridSpan w:val="2"/>
             <w:shd w:val="clear" w:color="auto" w:fill="D9D9D9"/>
           </w:tcPr>
           <w:p>
@@ -971,7 +997,8 @@
       <w:tr>
         <w:tc>
           <w:tcPr>
-            <w:tcW w:type="dxa" w:w="3324"/>
+            <w:tcW w:type="dxa" w:w="4985"/>
+            <w:gridSpan w:val="5"/>
           </w:tcPr>
           <w:p>
             <w:pPr>
@@ -990,7 +1017,8 @@
         </w:tc>
         <w:tc>
           <w:tcPr>
-            <w:tcW w:type="dxa" w:w="3324"/>
+            <w:tcW w:type="dxa" w:w="2991"/>
+            <w:gridSpan w:val="3"/>
           </w:tcPr>
           <w:p>
             <w:pPr>
@@ -1009,7 +1037,8 @@
         </w:tc>
         <w:tc>
           <w:tcPr>
-            <w:tcW w:type="dxa" w:w="3324"/>
+            <w:tcW w:type="dxa" w:w="1994"/>
+            <w:gridSpan w:val="2"/>
           </w:tcPr>
           <w:p>
             <w:pPr>
@@ -1030,7 +1059,8 @@
       <w:tr>
         <w:tc>
           <w:tcPr>
-            <w:tcW w:type="dxa" w:w="3324"/>
+            <w:tcW w:type="dxa" w:w="4985"/>
+            <w:gridSpan w:val="5"/>
           </w:tcPr>
           <w:p>
             <w:pPr>
@@ -1049,7 +1079,8 @@
         </w:tc>
         <w:tc>
           <w:tcPr>
-            <w:tcW w:type="dxa" w:w="3324"/>
+            <w:tcW w:type="dxa" w:w="2991"/>
+            <w:gridSpan w:val="3"/>
           </w:tcPr>
           <w:p>
             <w:pPr>
@@ -1068,7 +1099,8 @@
         </w:tc>
         <w:tc>
           <w:tcPr>
-            <w:tcW w:type="dxa" w:w="3324"/>
+            <w:tcW w:type="dxa" w:w="1994"/>
+            <w:gridSpan w:val="2"/>
           </w:tcPr>
           <w:p>
             <w:pPr>
@@ -1089,7 +1121,29 @@
       <w:tr>
         <w:tc>
           <w:tcPr>
-            <w:tcW w:type="dxa" w:w="3324"/>
+            <w:tcW w:type="dxa" w:w="4985"/>
+            <w:gridSpan w:val="5"/>
+            <w:shd w:val="clear" w:color="auto" w:fill="D9D9D9"/>
+          </w:tcPr>
+          <w:p>
+            <w:pPr>
+              <w:spacing w:before="20" w:after="20"/>
+            </w:pPr>
+            <w:r>
+              <w:rPr>
+                <w:rFonts w:ascii="Aptos" w:hAnsi="Aptos"/>
+                <w:b/>
+                <w:i w:val="0"/>
+                <w:sz w:val="16"/>
+              </w:rPr>
+              <w:t>Opis samodzielnej pracy studenta</w:t>
+            </w:r>
+          </w:p>
+        </w:tc>
+        <w:tc>
+          <w:tcPr>
+            <w:tcW w:type="dxa" w:w="4985"/>
+            <w:gridSpan w:val="5"/>
           </w:tcPr>
           <w:p>
             <w:pPr>
@@ -1102,45 +1156,7 @@
                 <w:i w:val="0"/>
                 <w:sz w:val="22"/>
               </w:rPr>
-              <w:t>Suma</w:t>
-            </w:r>
-          </w:p>
-        </w:tc>
-        <w:tc>
-          <w:tcPr>
-            <w:tcW w:type="dxa" w:w="3324"/>
-          </w:tcPr>
-          <w:p>
-            <w:pPr>
-              <w:spacing w:before="20" w:after="20"/>
-            </w:pPr>
-            <w:r>
-              <w:rPr>
-                <w:rFonts w:ascii="Aptos" w:hAnsi="Aptos"/>
-                <w:b w:val="0"/>
-                <w:i w:val="0"/>
-                <w:sz w:val="22"/>
-              </w:rPr>
-              <w:t>125</w:t>
-            </w:r>
-          </w:p>
-        </w:tc>
-        <w:tc>
-          <w:tcPr>
-            <w:tcW w:type="dxa" w:w="3324"/>
-          </w:tcPr>
-          <w:p>
-            <w:pPr>
-              <w:spacing w:before="20" w:after="20"/>
-            </w:pPr>
-            <w:r>
-              <w:rPr>
-                <w:rFonts w:ascii="Aptos" w:hAnsi="Aptos"/>
-                <w:b w:val="0"/>
-                <w:i w:val="0"/>
-                <w:sz w:val="22"/>
-              </w:rPr>
-              <w:t>5</w:t>
+              <w:t>Rozwiązywanie zadań w Google Colab z zakresu Computer Vision; praca nad projektem zespołowym; implementacja algorytmów detekcji i rozpoznawania obrazów; przygotowanie prezentacji posterowej.</w:t>
             </w:r>
           </w:p>
         </w:tc>
@@ -1251,7 +1267,97 @@
           <w:tcPr>
             <w:tcW w:type="dxa" w:w="9972"/>
           </w:tcPr>
-          <w:p/>
+          <w:p>
+            <w:pPr>
+              <w:spacing w:before="20" w:after="20"/>
+            </w:pPr>
+            <w:r>
+              <w:rPr>
+                <w:rFonts w:ascii="Aptos" w:hAnsi="Aptos"/>
+                <w:b/>
+                <w:sz w:val="22"/>
+              </w:rPr>
+              <w:t>Wykład:</w:t>
+            </w:r>
+          </w:p>
+          <w:p>
+            <w:pPr>
+              <w:spacing w:before="20" w:after="20"/>
+            </w:pPr>
+            <w:r>
+              <w:rPr>
+                <w:rFonts w:ascii="Aptos" w:hAnsi="Aptos"/>
+                <w:b w:val="0"/>
+                <w:sz w:val="22"/>
+              </w:rPr>
+              <w:t>• wykład z prezentacją multimedialną</w:t>
+            </w:r>
+          </w:p>
+          <w:p>
+            <w:pPr>
+              <w:spacing w:before="20" w:after="20"/>
+            </w:pPr>
+            <w:r>
+              <w:rPr>
+                <w:rFonts w:ascii="Aptos" w:hAnsi="Aptos"/>
+                <w:b w:val="0"/>
+                <w:sz w:val="22"/>
+              </w:rPr>
+              <w:t>• wykład z prezentacją oprogramowania</w:t>
+            </w:r>
+          </w:p>
+          <w:p>
+            <w:pPr>
+              <w:spacing w:before="20" w:after="20"/>
+            </w:pPr>
+            <w:r>
+              <w:rPr>
+                <w:rFonts w:ascii="Aptos" w:hAnsi="Aptos"/>
+                <w:b/>
+                <w:sz w:val="22"/>
+              </w:rPr>
+              <w:t>Ćwiczenia / Laboratorium:</w:t>
+            </w:r>
+          </w:p>
+          <w:p>
+            <w:pPr>
+              <w:spacing w:before="20" w:after="20"/>
+            </w:pPr>
+            <w:r>
+              <w:rPr>
+                <w:rFonts w:ascii="Aptos" w:hAnsi="Aptos"/>
+                <w:b w:val="0"/>
+                <w:sz w:val="22"/>
+              </w:rPr>
+              <w:t>• rozwiązywanie zadań</w:t>
+            </w:r>
+          </w:p>
+          <w:p>
+            <w:pPr>
+              <w:spacing w:before="20" w:after="20"/>
+            </w:pPr>
+            <w:r>
+              <w:rPr>
+                <w:rFonts w:ascii="Aptos" w:hAnsi="Aptos"/>
+                <w:b w:val="0"/>
+                <w:sz w:val="22"/>
+              </w:rPr>
+              <w:t>• metoda projektów (projekt praktyczny)</w:t>
+            </w:r>
+          </w:p>
+          <w:p>
+            <w:pPr>
+              <w:spacing w:before="20" w:after="20"/>
+            </w:pPr>
+            <w:r>
+              <w:rPr>
+                <w:rFonts w:ascii="Aptos" w:hAnsi="Aptos"/>
+                <w:b w:val="0"/>
+                <w:sz w:val="22"/>
+              </w:rPr>
+              <w:t>• praca w grupach</w:t>
+            </w:r>
+          </w:p>
         </w:tc>
       </w:tr>
     </w:tbl>
@@ -1500,93 +1606,10 @@
             <w:r>
               <w:rPr>
                 <w:rFonts w:ascii="Aptos" w:hAnsi="Aptos"/>
+                <w:b w:val="0"/>
+                <w:i w:val="0"/>
                 <w:sz w:val="22"/>
               </w:rPr>
-              <w:t>1. Case study - prezentacja oprogramowania (ostatnie 4 zajęcia).</w:t>
-            </w:r>
-          </w:p>
-          <w:p>
-            <w:pPr>
-              <w:spacing w:before="20" w:after="20"/>
-            </w:pPr>
-            <w:r>
-              <w:rPr>
-                <w:rFonts w:ascii="Aptos" w:hAnsi="Aptos"/>
-                <w:sz w:val="22"/>
-              </w:rPr>
-              <w:t>2. Ćwiczenia / Laboratorium/Lektorat:</w:t>
-            </w:r>
-          </w:p>
-          <w:p>
-            <w:pPr>
-              <w:spacing w:before="20" w:after="20"/>
-            </w:pPr>
-            <w:r>
-              <w:rPr>
-                <w:rFonts w:ascii="Aptos" w:hAnsi="Aptos"/>
-                <w:sz w:val="22"/>
-              </w:rPr>
-              <w:t>3. Rozwiązywanie zadań w Google Colab (pierwsze 10 zajęć).</w:t>
-            </w:r>
-          </w:p>
-          <w:p>
-            <w:pPr>
-              <w:spacing w:before="20" w:after="20"/>
-            </w:pPr>
-            <w:r>
-              <w:rPr>
-                <w:rFonts w:ascii="Aptos" w:hAnsi="Aptos"/>
-                <w:sz w:val="22"/>
-              </w:rPr>
-              <w:t>4. Projekt zespołowy (ostatnie 5 zajęć).</w:t>
-            </w:r>
-          </w:p>
-          <w:p>
-            <w:pPr>
-              <w:spacing w:before="20" w:after="20"/>
-            </w:pPr>
-            <w:r>
-              <w:rPr>
-                <w:rFonts w:ascii="Aptos" w:hAnsi="Aptos"/>
-                <w:sz w:val="22"/>
-              </w:rPr>
-              <w:t>5. Laboratorium oraz Projekt</w:t>
-            </w:r>
-          </w:p>
-          <w:p>
-            <w:pPr>
-              <w:spacing w:before="20" w:after="20"/>
-            </w:pPr>
-            <w:r>
-              <w:rPr>
-                <w:rFonts w:ascii="Aptos" w:hAnsi="Aptos"/>
-                <w:sz w:val="22"/>
-              </w:rPr>
-              <w:t>6. Kryteria oceny</w:t>
-            </w:r>
-          </w:p>
-          <w:p>
-            <w:pPr>
-              <w:spacing w:before="20" w:after="20"/>
-            </w:pPr>
-            <w:r>
-              <w:rPr>
-                <w:rFonts w:ascii="Aptos" w:hAnsi="Aptos"/>
-                <w:sz w:val="22"/>
-              </w:rPr>
-              <w:t>7. Ocena zadań laboratoryjnych</w:t>
-            </w:r>
-          </w:p>
-          <w:p>
-            <w:pPr>
-              <w:spacing w:before="20" w:after="20"/>
-            </w:pPr>
-            <w:r>
-              <w:rPr>
-                <w:rFonts w:ascii="Aptos" w:hAnsi="Aptos"/>
-                <w:sz w:val="22"/>
-              </w:rPr>
-              <w:t>8. Prezentacja projektu zespołowego w trakcie sesji posterowej, jakość kodu i dokumentacji. 50% laboratorium, 50% projekt.</w:t>
             </w:r>
           </w:p>
         </w:tc>
@@ -1603,7 +1626,7 @@
                 <w:rFonts w:ascii="Aptos" w:hAnsi="Aptos"/>
                 <w:sz w:val="22"/>
               </w:rPr>
-              <w:t>1. Case study - prezentacja oprogramowania (ostatnie 4 zajęcia).</w:t>
+              <w:t>1. ocena sporządzonego oprogramowania</w:t>
             </w:r>
           </w:p>
           <w:p>
@@ -1615,7 +1638,7 @@
                 <w:rFonts w:ascii="Aptos" w:hAnsi="Aptos"/>
                 <w:sz w:val="22"/>
               </w:rPr>
-              <w:t>2. Ćwiczenia / Laboratorium/Lektorat:</w:t>
+              <w:t>2. prezentacja projektu i dokumentacji</w:t>
             </w:r>
           </w:p>
           <w:p>
@@ -1627,67 +1650,7 @@
                 <w:rFonts w:ascii="Aptos" w:hAnsi="Aptos"/>
                 <w:sz w:val="22"/>
               </w:rPr>
-              <w:t>3. Rozwiązywanie zadań w Google Colab (pierwsze 10 zajęć).</w:t>
-            </w:r>
-          </w:p>
-          <w:p>
-            <w:pPr>
-              <w:spacing w:before="20" w:after="20"/>
-            </w:pPr>
-            <w:r>
-              <w:rPr>
-                <w:rFonts w:ascii="Aptos" w:hAnsi="Aptos"/>
-                <w:sz w:val="22"/>
-              </w:rPr>
-              <w:t>4. Projekt zespołowy (ostatnie 5 zajęć).</w:t>
-            </w:r>
-          </w:p>
-          <w:p>
-            <w:pPr>
-              <w:spacing w:before="20" w:after="20"/>
-            </w:pPr>
-            <w:r>
-              <w:rPr>
-                <w:rFonts w:ascii="Aptos" w:hAnsi="Aptos"/>
-                <w:sz w:val="22"/>
-              </w:rPr>
-              <w:t>5. Laboratorium oraz Projekt</w:t>
-            </w:r>
-          </w:p>
-          <w:p>
-            <w:pPr>
-              <w:spacing w:before="20" w:after="20"/>
-            </w:pPr>
-            <w:r>
-              <w:rPr>
-                <w:rFonts w:ascii="Aptos" w:hAnsi="Aptos"/>
-                <w:sz w:val="22"/>
-              </w:rPr>
-              <w:t>6. Kryteria oceny</w:t>
-            </w:r>
-          </w:p>
-          <w:p>
-            <w:pPr>
-              <w:spacing w:before="20" w:after="20"/>
-            </w:pPr>
-            <w:r>
-              <w:rPr>
-                <w:rFonts w:ascii="Aptos" w:hAnsi="Aptos"/>
-                <w:sz w:val="22"/>
-              </w:rPr>
-              <w:t>7. Ocena zadań laboratoryjnych</w:t>
-            </w:r>
-          </w:p>
-          <w:p>
-            <w:pPr>
-              <w:spacing w:before="20" w:after="20"/>
-            </w:pPr>
-            <w:r>
-              <w:rPr>
-                <w:rFonts w:ascii="Aptos" w:hAnsi="Aptos"/>
-                <w:sz w:val="22"/>
-              </w:rPr>
-              <w:t>8. Prezentacja projektu zespołowego w trakcie sesji posterowej, jakość kodu i dokumentacji. 50% laboratorium, 50% projekt.</w:t>
+              <w:t>3. raport z wykonanego zadania</w:t>
             </w:r>
           </w:p>
         </w:tc>
@@ -1970,14 +1933,14 @@
         <w:tblW w:w="5000" w:type="pct"/>
       </w:tblPr>
       <w:tblGrid>
-        <w:gridCol w:w="3324"/>
-        <w:gridCol w:w="3324"/>
-        <w:gridCol w:w="3324"/>
+        <w:gridCol w:w="680"/>
+        <w:gridCol w:w="4536"/>
+        <w:gridCol w:w="4252"/>
       </w:tblGrid>
       <w:tr>
         <w:tc>
           <w:tcPr>
-            <w:tcW w:type="dxa" w:w="9972"/>
+            <w:tcW w:type="dxa" w:w="9468"/>
             <w:gridSpan w:val="3"/>
             <w:shd w:val="clear" w:color="auto" w:fill="D9D9D9"/>
           </w:tcPr>
@@ -2000,7 +1963,7 @@
       <w:tr>
         <w:tc>
           <w:tcPr>
-            <w:tcW w:type="dxa" w:w="3324"/>
+            <w:tcW w:type="dxa" w:w="680"/>
             <w:shd w:val="clear" w:color="auto" w:fill="D9D9D9"/>
           </w:tcPr>
           <w:p>
@@ -2020,7 +1983,7 @@
         </w:tc>
         <w:tc>
           <w:tcPr>
-            <w:tcW w:type="dxa" w:w="3324"/>
+            <w:tcW w:type="dxa" w:w="4536"/>
             <w:shd w:val="clear" w:color="auto" w:fill="D9D9D9"/>
           </w:tcPr>
           <w:p>
@@ -2040,7 +2003,7 @@
         </w:tc>
         <w:tc>
           <w:tcPr>
-            <w:tcW w:type="dxa" w:w="3324"/>
+            <w:tcW w:type="dxa" w:w="4252"/>
             <w:shd w:val="clear" w:color="auto" w:fill="D9D9D9"/>
           </w:tcPr>
           <w:p>
@@ -2062,7 +2025,7 @@
       <w:tr>
         <w:tc>
           <w:tcPr>
-            <w:tcW w:type="dxa" w:w="3324"/>
+            <w:tcW w:type="dxa" w:w="680"/>
           </w:tcPr>
           <w:p>
             <w:pPr>
@@ -2081,7 +2044,7 @@
         </w:tc>
         <w:tc>
           <w:tcPr>
-            <w:tcW w:type="dxa" w:w="3324"/>
+            <w:tcW w:type="dxa" w:w="4536"/>
           </w:tcPr>
           <w:p>
             <w:pPr>
@@ -2100,7 +2063,7 @@
         </w:tc>
         <w:tc>
           <w:tcPr>
-            <w:tcW w:type="dxa" w:w="3324"/>
+            <w:tcW w:type="dxa" w:w="4252"/>
           </w:tcPr>
           <w:p>
             <w:pPr>
@@ -2120,7 +2083,7 @@
       <w:tr>
         <w:tc>
           <w:tcPr>
-            <w:tcW w:type="dxa" w:w="3324"/>
+            <w:tcW w:type="dxa" w:w="680"/>
           </w:tcPr>
           <w:p>
             <w:pPr>
@@ -2139,7 +2102,7 @@
         </w:tc>
         <w:tc>
           <w:tcPr>
-            <w:tcW w:type="dxa" w:w="3324"/>
+            <w:tcW w:type="dxa" w:w="4536"/>
           </w:tcPr>
           <w:p>
             <w:pPr>
@@ -2158,7 +2121,7 @@
         </w:tc>
         <w:tc>
           <w:tcPr>
-            <w:tcW w:type="dxa" w:w="3324"/>
+            <w:tcW w:type="dxa" w:w="4252"/>
           </w:tcPr>
           <w:p>
             <w:pPr>
@@ -2178,7 +2141,7 @@
       <w:tr>
         <w:tc>
           <w:tcPr>
-            <w:tcW w:type="dxa" w:w="3324"/>
+            <w:tcW w:type="dxa" w:w="680"/>
           </w:tcPr>
           <w:p>
             <w:pPr>
@@ -2197,7 +2160,7 @@
         </w:tc>
         <w:tc>
           <w:tcPr>
-            <w:tcW w:type="dxa" w:w="3324"/>
+            <w:tcW w:type="dxa" w:w="4536"/>
           </w:tcPr>
           <w:p>
             <w:pPr>
@@ -2216,7 +2179,7 @@
         </w:tc>
         <w:tc>
           <w:tcPr>
-            <w:tcW w:type="dxa" w:w="3324"/>
+            <w:tcW w:type="dxa" w:w="4252"/>
           </w:tcPr>
           <w:p>
             <w:pPr>
@@ -2236,7 +2199,7 @@
       <w:tr>
         <w:tc>
           <w:tcPr>
-            <w:tcW w:type="dxa" w:w="3324"/>
+            <w:tcW w:type="dxa" w:w="680"/>
           </w:tcPr>
           <w:p>
             <w:pPr>
@@ -2255,7 +2218,7 @@
         </w:tc>
         <w:tc>
           <w:tcPr>
-            <w:tcW w:type="dxa" w:w="3324"/>
+            <w:tcW w:type="dxa" w:w="4536"/>
           </w:tcPr>
           <w:p>
             <w:pPr>
@@ -2274,7 +2237,7 @@
         </w:tc>
         <w:tc>
           <w:tcPr>
-            <w:tcW w:type="dxa" w:w="3324"/>
+            <w:tcW w:type="dxa" w:w="4252"/>
           </w:tcPr>
           <w:p>
             <w:pPr>
@@ -2294,7 +2257,7 @@
       <w:tr>
         <w:tc>
           <w:tcPr>
-            <w:tcW w:type="dxa" w:w="3324"/>
+            <w:tcW w:type="dxa" w:w="680"/>
           </w:tcPr>
           <w:p>
             <w:pPr>
@@ -2313,7 +2276,7 @@
         </w:tc>
         <w:tc>
           <w:tcPr>
-            <w:tcW w:type="dxa" w:w="3324"/>
+            <w:tcW w:type="dxa" w:w="4536"/>
           </w:tcPr>
           <w:p>
             <w:pPr>
@@ -2332,7 +2295,7 @@
         </w:tc>
         <w:tc>
           <w:tcPr>
-            <w:tcW w:type="dxa" w:w="3324"/>
+            <w:tcW w:type="dxa" w:w="4252"/>
           </w:tcPr>
           <w:p>
             <w:pPr>
@@ -2352,7 +2315,7 @@
       <w:tr>
         <w:tc>
           <w:tcPr>
-            <w:tcW w:type="dxa" w:w="3324"/>
+            <w:tcW w:type="dxa" w:w="680"/>
           </w:tcPr>
           <w:p>
             <w:pPr>
@@ -2371,7 +2334,7 @@
         </w:tc>
         <w:tc>
           <w:tcPr>
-            <w:tcW w:type="dxa" w:w="3324"/>
+            <w:tcW w:type="dxa" w:w="4536"/>
           </w:tcPr>
           <w:p>
             <w:pPr>
@@ -2390,7 +2353,7 @@
         </w:tc>
         <w:tc>
           <w:tcPr>
-            <w:tcW w:type="dxa" w:w="3324"/>
+            <w:tcW w:type="dxa" w:w="4252"/>
           </w:tcPr>
           <w:p>
             <w:pPr>
@@ -2410,7 +2373,7 @@
       <w:tr>
         <w:tc>
           <w:tcPr>
-            <w:tcW w:type="dxa" w:w="3324"/>
+            <w:tcW w:type="dxa" w:w="680"/>
           </w:tcPr>
           <w:p>
             <w:pPr>
@@ -2429,7 +2392,7 @@
         </w:tc>
         <w:tc>
           <w:tcPr>
-            <w:tcW w:type="dxa" w:w="3324"/>
+            <w:tcW w:type="dxa" w:w="4536"/>
           </w:tcPr>
           <w:p>
             <w:pPr>
@@ -2448,7 +2411,7 @@
         </w:tc>
         <w:tc>
           <w:tcPr>
-            <w:tcW w:type="dxa" w:w="3324"/>
+            <w:tcW w:type="dxa" w:w="4252"/>
           </w:tcPr>
           <w:p>
             <w:pPr>
@@ -2468,7 +2431,7 @@
       <w:tr>
         <w:tc>
           <w:tcPr>
-            <w:tcW w:type="dxa" w:w="3324"/>
+            <w:tcW w:type="dxa" w:w="680"/>
           </w:tcPr>
           <w:p>
             <w:pPr>
@@ -2487,7 +2450,7 @@
         </w:tc>
         <w:tc>
           <w:tcPr>
-            <w:tcW w:type="dxa" w:w="3324"/>
+            <w:tcW w:type="dxa" w:w="4536"/>
           </w:tcPr>
           <w:p>
             <w:pPr>
@@ -2506,7 +2469,7 @@
         </w:tc>
         <w:tc>
           <w:tcPr>
-            <w:tcW w:type="dxa" w:w="3324"/>
+            <w:tcW w:type="dxa" w:w="4252"/>
           </w:tcPr>
           <w:p>
             <w:pPr>
@@ -2526,7 +2489,7 @@
       <w:tr>
         <w:tc>
           <w:tcPr>
-            <w:tcW w:type="dxa" w:w="3324"/>
+            <w:tcW w:type="dxa" w:w="680"/>
           </w:tcPr>
           <w:p>
             <w:pPr>
@@ -2545,7 +2508,7 @@
         </w:tc>
         <w:tc>
           <w:tcPr>
-            <w:tcW w:type="dxa" w:w="3324"/>
+            <w:tcW w:type="dxa" w:w="4536"/>
           </w:tcPr>
           <w:p>
             <w:pPr>
@@ -2564,7 +2527,7 @@
         </w:tc>
         <w:tc>
           <w:tcPr>
-            <w:tcW w:type="dxa" w:w="3324"/>
+            <w:tcW w:type="dxa" w:w="4252"/>
           </w:tcPr>
           <w:p>
             <w:pPr>
@@ -2584,7 +2547,7 @@
       <w:tr>
         <w:tc>
           <w:tcPr>
-            <w:tcW w:type="dxa" w:w="3324"/>
+            <w:tcW w:type="dxa" w:w="680"/>
           </w:tcPr>
           <w:p>
             <w:pPr>
@@ -2603,7 +2566,7 @@
         </w:tc>
         <w:tc>
           <w:tcPr>
-            <w:tcW w:type="dxa" w:w="3324"/>
+            <w:tcW w:type="dxa" w:w="4536"/>
           </w:tcPr>
           <w:p>
             <w:pPr>
@@ -2622,7 +2585,7 @@
         </w:tc>
         <w:tc>
           <w:tcPr>
-            <w:tcW w:type="dxa" w:w="3324"/>
+            <w:tcW w:type="dxa" w:w="4252"/>
           </w:tcPr>
           <w:p>
             <w:pPr>
@@ -2642,7 +2605,7 @@
       <w:tr>
         <w:tc>
           <w:tcPr>
-            <w:tcW w:type="dxa" w:w="3324"/>
+            <w:tcW w:type="dxa" w:w="680"/>
           </w:tcPr>
           <w:p>
             <w:pPr>
@@ -2661,7 +2624,7 @@
         </w:tc>
         <w:tc>
           <w:tcPr>
-            <w:tcW w:type="dxa" w:w="3324"/>
+            <w:tcW w:type="dxa" w:w="4536"/>
           </w:tcPr>
           <w:p>
             <w:pPr>
@@ -2680,7 +2643,7 @@
         </w:tc>
         <w:tc>
           <w:tcPr>
-            <w:tcW w:type="dxa" w:w="3324"/>
+            <w:tcW w:type="dxa" w:w="4252"/>
           </w:tcPr>
           <w:p>
             <w:pPr>
@@ -2700,7 +2663,7 @@
       <w:tr>
         <w:tc>
           <w:tcPr>
-            <w:tcW w:type="dxa" w:w="3324"/>
+            <w:tcW w:type="dxa" w:w="680"/>
           </w:tcPr>
           <w:p>
             <w:pPr>
@@ -2719,7 +2682,7 @@
         </w:tc>
         <w:tc>
           <w:tcPr>
-            <w:tcW w:type="dxa" w:w="3324"/>
+            <w:tcW w:type="dxa" w:w="4536"/>
           </w:tcPr>
           <w:p>
             <w:pPr>
@@ -2738,7 +2701,7 @@
         </w:tc>
         <w:tc>
           <w:tcPr>
-            <w:tcW w:type="dxa" w:w="3324"/>
+            <w:tcW w:type="dxa" w:w="4252"/>
           </w:tcPr>
           <w:p>
             <w:pPr>
@@ -2758,7 +2721,7 @@
       <w:tr>
         <w:tc>
           <w:tcPr>
-            <w:tcW w:type="dxa" w:w="3324"/>
+            <w:tcW w:type="dxa" w:w="680"/>
           </w:tcPr>
           <w:p>
             <w:pPr>
@@ -2777,7 +2740,7 @@
         </w:tc>
         <w:tc>
           <w:tcPr>
-            <w:tcW w:type="dxa" w:w="3324"/>
+            <w:tcW w:type="dxa" w:w="4536"/>
           </w:tcPr>
           <w:p>
             <w:pPr>
@@ -2796,7 +2759,7 @@
         </w:tc>
         <w:tc>
           <w:tcPr>
-            <w:tcW w:type="dxa" w:w="3324"/>
+            <w:tcW w:type="dxa" w:w="4252"/>
           </w:tcPr>
           <w:p>
             <w:pPr>
@@ -2816,7 +2779,7 @@
       <w:tr>
         <w:tc>
           <w:tcPr>
-            <w:tcW w:type="dxa" w:w="3324"/>
+            <w:tcW w:type="dxa" w:w="680"/>
           </w:tcPr>
           <w:p>
             <w:pPr>
@@ -2835,7 +2798,7 @@
         </w:tc>
         <w:tc>
           <w:tcPr>
-            <w:tcW w:type="dxa" w:w="3324"/>
+            <w:tcW w:type="dxa" w:w="4536"/>
           </w:tcPr>
           <w:p>
             <w:pPr>
@@ -2854,7 +2817,7 @@
         </w:tc>
         <w:tc>
           <w:tcPr>
-            <w:tcW w:type="dxa" w:w="3324"/>
+            <w:tcW w:type="dxa" w:w="4252"/>
           </w:tcPr>
           <w:p>
             <w:pPr>
@@ -3264,6 +3227,7 @@
                 <w:i w:val="0"/>
                 <w:sz w:val="22"/>
               </w:rPr>
+              <w:t>ocena sporządzonego oprogramowania; prezentacja projektu i dokumentacji; raport z wykonanego zadania</w:t>
             </w:r>
           </w:p>
         </w:tc>
@@ -3321,6 +3285,7 @@
                 <w:i w:val="0"/>
                 <w:sz w:val="22"/>
               </w:rPr>
+              <w:t>ocena sporządzonego oprogramowania; prezentacja projektu i dokumentacji; raport z wykonanego zadania</w:t>
             </w:r>
           </w:p>
         </w:tc>
@@ -3378,6 +3343,7 @@
                 <w:i w:val="0"/>
                 <w:sz w:val="22"/>
               </w:rPr>
+              <w:t>ocena sporządzonego oprogramowania; prezentacja projektu i dokumentacji; raport z wykonanego zadania</w:t>
             </w:r>
           </w:p>
         </w:tc>
@@ -3541,6 +3507,7 @@
                 <w:i w:val="0"/>
                 <w:sz w:val="22"/>
               </w:rPr>
+              <w:t>ocena sporządzonego oprogramowania; prezentacja projektu i dokumentacji; raport z wykonanego zadania</w:t>
             </w:r>
           </w:p>
         </w:tc>
@@ -3599,6 +3566,7 @@
                 <w:i w:val="0"/>
                 <w:sz w:val="22"/>
               </w:rPr>
+              <w:t>ocena sporządzonego oprogramowania; prezentacja projektu i dokumentacji; raport z wykonanego zadania</w:t>
             </w:r>
           </w:p>
         </w:tc>
@@ -3657,6 +3625,7 @@
                 <w:i w:val="0"/>
                 <w:sz w:val="22"/>
               </w:rPr>
+              <w:t>ocena sporządzonego oprogramowania; prezentacja projektu i dokumentacji; raport z wykonanego zadania</w:t>
             </w:r>
           </w:p>
         </w:tc>
@@ -3714,6 +3683,7 @@
                 <w:i w:val="0"/>
                 <w:sz w:val="22"/>
               </w:rPr>
+              <w:t>ocena sporządzonego oprogramowania; prezentacja projektu i dokumentacji; raport z wykonanego zadania</w:t>
             </w:r>
           </w:p>
         </w:tc>
@@ -3877,6 +3847,7 @@
                 <w:i w:val="0"/>
                 <w:sz w:val="22"/>
               </w:rPr>
+              <w:t>ocena sporządzonego oprogramowania; prezentacja projektu i dokumentacji; raport z wykonanego zadania</w:t>
             </w:r>
           </w:p>
         </w:tc>
@@ -3935,6 +3906,7 @@
                 <w:i w:val="0"/>
                 <w:sz w:val="22"/>
               </w:rPr>
+              <w:t>ocena sporządzonego oprogramowania; prezentacja projektu i dokumentacji; raport z wykonanego zadania</w:t>
             </w:r>
           </w:p>
         </w:tc>
@@ -4040,62 +4012,6 @@
                 <w:sz w:val="16"/>
               </w:rPr>
               <w:t>Wyposażenie specjalistyczne konieczne do realizacji przedmiotu</w:t>
-            </w:r>
-          </w:p>
-        </w:tc>
-      </w:tr>
-      <w:tr>
-        <w:tc>
-          <w:tcPr>
-            <w:tcW w:type="dxa" w:w="3324"/>
-          </w:tcPr>
-          <w:p>
-            <w:pPr>
-              <w:spacing w:before="20" w:after="20"/>
-            </w:pPr>
-            <w:r>
-              <w:rPr>
-                <w:rFonts w:ascii="Aptos" w:hAnsi="Aptos"/>
-                <w:b w:val="0"/>
-                <w:i w:val="0"/>
-                <w:sz w:val="22"/>
-              </w:rPr>
-            </w:r>
-          </w:p>
-        </w:tc>
-        <w:tc>
-          <w:tcPr>
-            <w:tcW w:type="dxa" w:w="3324"/>
-          </w:tcPr>
-          <w:p>
-            <w:pPr>
-              <w:spacing w:before="20" w:after="20"/>
-            </w:pPr>
-            <w:r>
-              <w:rPr>
-                <w:rFonts w:ascii="Aptos" w:hAnsi="Aptos"/>
-                <w:b w:val="0"/>
-                <w:i w:val="0"/>
-                <w:sz w:val="22"/>
-              </w:rPr>
-            </w:r>
-          </w:p>
-        </w:tc>
-        <w:tc>
-          <w:tcPr>
-            <w:tcW w:type="dxa" w:w="3324"/>
-          </w:tcPr>
-          <w:p>
-            <w:pPr>
-              <w:spacing w:before="20" w:after="20"/>
-            </w:pPr>
-            <w:r>
-              <w:rPr>
-                <w:rFonts w:ascii="Aptos" w:hAnsi="Aptos"/>
-                <w:b w:val="0"/>
-                <w:i w:val="0"/>
-                <w:sz w:val="22"/>
-              </w:rPr>
             </w:r>
           </w:p>
         </w:tc>

--- a/public/assets/files/stacjonarne/COV.docx
+++ b/public/assets/files/stacjonarne/COV.docx
@@ -3190,6 +3190,7 @@
                 <w:i w:val="0"/>
                 <w:sz w:val="22"/>
               </w:rPr>
+              <w:t>K_W25</w:t>
             </w:r>
           </w:p>
         </w:tc>
@@ -3227,7 +3228,6 @@
                 <w:i w:val="0"/>
                 <w:sz w:val="22"/>
               </w:rPr>
-              <w:t>ocena sporządzonego oprogramowania; prezentacja projektu i dokumentacji; raport z wykonanego zadania</w:t>
             </w:r>
           </w:p>
         </w:tc>
@@ -3248,6 +3248,7 @@
                 <w:i w:val="0"/>
                 <w:sz w:val="22"/>
               </w:rPr>
+              <w:t>K_W25</w:t>
             </w:r>
           </w:p>
         </w:tc>
@@ -3285,7 +3286,6 @@
                 <w:i w:val="0"/>
                 <w:sz w:val="22"/>
               </w:rPr>
-              <w:t>ocena sporządzonego oprogramowania; prezentacja projektu i dokumentacji; raport z wykonanego zadania</w:t>
             </w:r>
           </w:p>
         </w:tc>
@@ -3306,6 +3306,7 @@
                 <w:i w:val="0"/>
                 <w:sz w:val="22"/>
               </w:rPr>
+              <w:t>K_W22</w:t>
             </w:r>
           </w:p>
         </w:tc>
@@ -3343,7 +3344,6 @@
                 <w:i w:val="0"/>
                 <w:sz w:val="22"/>
               </w:rPr>
-              <w:t>ocena sporządzonego oprogramowania; prezentacja projektu i dokumentacji; raport z wykonanego zadania</w:t>
             </w:r>
           </w:p>
         </w:tc>
@@ -3469,7 +3469,7 @@
                 <w:i w:val="0"/>
                 <w:sz w:val="22"/>
               </w:rPr>
-              <w:t>K_U01</w:t>
+              <w:t>K_U29</w:t>
             </w:r>
           </w:p>
         </w:tc>
@@ -3507,7 +3507,7 @@
                 <w:i w:val="0"/>
                 <w:sz w:val="22"/>
               </w:rPr>
-              <w:t>ocena sporządzonego oprogramowania; prezentacja projektu i dokumentacji; raport z wykonanego zadania</w:t>
+              <w:t>ocena sporządzonego oprogramowania, prezentacja projektu i dokumentacji, raport z wykonanego zadania</w:t>
             </w:r>
           </w:p>
         </w:tc>
@@ -3566,7 +3566,7 @@
                 <w:i w:val="0"/>
                 <w:sz w:val="22"/>
               </w:rPr>
-              <w:t>ocena sporządzonego oprogramowania; prezentacja projektu i dokumentacji; raport z wykonanego zadania</w:t>
+              <w:t>ocena sporządzonego oprogramowania, prezentacja projektu i dokumentacji, raport z wykonanego zadania</w:t>
             </w:r>
           </w:p>
         </w:tc>
@@ -3625,7 +3625,7 @@
                 <w:i w:val="0"/>
                 <w:sz w:val="22"/>
               </w:rPr>
-              <w:t>ocena sporządzonego oprogramowania; prezentacja projektu i dokumentacji; raport z wykonanego zadania</w:t>
+              <w:t>ocena sporządzonego oprogramowania, prezentacja projektu i dokumentacji, raport z wykonanego zadania</w:t>
             </w:r>
           </w:p>
         </w:tc>
@@ -3646,6 +3646,7 @@
                 <w:i w:val="0"/>
                 <w:sz w:val="22"/>
               </w:rPr>
+              <w:t>K_U32</w:t>
             </w:r>
           </w:p>
         </w:tc>
@@ -3683,7 +3684,7 @@
                 <w:i w:val="0"/>
                 <w:sz w:val="22"/>
               </w:rPr>
-              <w:t>ocena sporządzonego oprogramowania; prezentacja projektu i dokumentacji; raport z wykonanego zadania</w:t>
+              <w:t>ocena sporządzonego oprogramowania, prezentacja projektu i dokumentacji, raport z wykonanego zadania</w:t>
             </w:r>
           </w:p>
         </w:tc>
@@ -3847,7 +3848,7 @@
                 <w:i w:val="0"/>
                 <w:sz w:val="22"/>
               </w:rPr>
-              <w:t>ocena sporządzonego oprogramowania; prezentacja projektu i dokumentacji; raport z wykonanego zadania</w:t>
+              <w:t>ocena sporządzonego oprogramowania, prezentacja projektu i dokumentacji, raport z wykonanego zadania</w:t>
             </w:r>
           </w:p>
         </w:tc>
@@ -3868,7 +3869,7 @@
                 <w:i w:val="0"/>
                 <w:sz w:val="22"/>
               </w:rPr>
-              <w:t>K_K03</w:t>
+              <w:t>K_K05</w:t>
             </w:r>
           </w:p>
         </w:tc>
@@ -3906,7 +3907,7 @@
                 <w:i w:val="0"/>
                 <w:sz w:val="22"/>
               </w:rPr>
-              <w:t>ocena sporządzonego oprogramowania; prezentacja projektu i dokumentacji; raport z wykonanego zadania</w:t>
+              <w:t>ocena sporządzonego oprogramowania, prezentacja projektu i dokumentacji, raport z wykonanego zadania</w:t>
             </w:r>
           </w:p>
         </w:tc>

--- a/public/assets/files/stacjonarne/COV.docx
+++ b/public/assets/files/stacjonarne/COV.docx
@@ -1934,14 +1934,13 @@
       </w:tblPr>
       <w:tblGrid>
         <w:gridCol w:w="680"/>
-        <w:gridCol w:w="4536"/>
-        <w:gridCol w:w="4252"/>
+        <w:gridCol w:w="8788"/>
       </w:tblGrid>
       <w:tr>
         <w:tc>
           <w:tcPr>
             <w:tcW w:type="dxa" w:w="9468"/>
-            <w:gridSpan w:val="3"/>
+            <w:gridSpan w:val="2"/>
             <w:shd w:val="clear" w:color="auto" w:fill="D9D9D9"/>
           </w:tcPr>
           <w:p>
@@ -1983,7 +1982,7 @@
         </w:tc>
         <w:tc>
           <w:tcPr>
-            <w:tcW w:type="dxa" w:w="4536"/>
+            <w:tcW w:type="dxa" w:w="8788"/>
             <w:shd w:val="clear" w:color="auto" w:fill="D9D9D9"/>
           </w:tcPr>
           <w:p>
@@ -1997,27 +1996,7 @@
                 <w:i w:val="0"/>
                 <w:sz w:val="16"/>
               </w:rPr>
-              <w:t>Wykład</w:t>
-            </w:r>
-          </w:p>
-        </w:tc>
-        <w:tc>
-          <w:tcPr>
-            <w:tcW w:type="dxa" w:w="4252"/>
-            <w:shd w:val="clear" w:color="auto" w:fill="D9D9D9"/>
-          </w:tcPr>
-          <w:p>
-            <w:pPr>
-              <w:spacing w:before="20" w:after="20"/>
-            </w:pPr>
-            <w:r>
-              <w:rPr>
-                <w:rFonts w:ascii="Aptos" w:hAnsi="Aptos"/>
-                <w:b/>
-                <w:i w:val="0"/>
-                <w:sz w:val="16"/>
-              </w:rPr>
-              <w:t>Ćwiczenia / Laboratorium / Pracownia</w:t>
+              <w:t>Treści programowe</w:t>
             </w:r>
           </w:p>
         </w:tc>
@@ -2044,7 +2023,7 @@
         </w:tc>
         <w:tc>
           <w:tcPr>
-            <w:tcW w:type="dxa" w:w="4536"/>
+            <w:tcW w:type="dxa" w:w="8788"/>
           </w:tcPr>
           <w:p>
             <w:pPr>
@@ -2058,24 +2037,6 @@
                 <w:sz w:val="22"/>
               </w:rPr>
               <w:t>Podstawowe operacje przetwarzania obrazu. Zapoznanie z biblioteką OpenCV.</w:t>
-            </w:r>
-          </w:p>
-        </w:tc>
-        <w:tc>
-          <w:tcPr>
-            <w:tcW w:type="dxa" w:w="4252"/>
-          </w:tcPr>
-          <w:p>
-            <w:pPr>
-              <w:spacing w:before="20" w:after="20"/>
-            </w:pPr>
-            <w:r>
-              <w:rPr>
-                <w:rFonts w:ascii="Aptos" w:hAnsi="Aptos"/>
-                <w:b w:val="0"/>
-                <w:i w:val="0"/>
-                <w:sz w:val="22"/>
-              </w:rPr>
             </w:r>
           </w:p>
         </w:tc>
@@ -2102,7 +2063,7 @@
         </w:tc>
         <w:tc>
           <w:tcPr>
-            <w:tcW w:type="dxa" w:w="4536"/>
+            <w:tcW w:type="dxa" w:w="8788"/>
           </w:tcPr>
           <w:p>
             <w:pPr>
@@ -2116,24 +2077,6 @@
                 <w:sz w:val="22"/>
               </w:rPr>
               <w:t>Podstawy działania sieci splotowej.</w:t>
-            </w:r>
-          </w:p>
-        </w:tc>
-        <w:tc>
-          <w:tcPr>
-            <w:tcW w:type="dxa" w:w="4252"/>
-          </w:tcPr>
-          <w:p>
-            <w:pPr>
-              <w:spacing w:before="20" w:after="20"/>
-            </w:pPr>
-            <w:r>
-              <w:rPr>
-                <w:rFonts w:ascii="Aptos" w:hAnsi="Aptos"/>
-                <w:b w:val="0"/>
-                <w:i w:val="0"/>
-                <w:sz w:val="22"/>
-              </w:rPr>
             </w:r>
           </w:p>
         </w:tc>
@@ -2160,7 +2103,7 @@
         </w:tc>
         <w:tc>
           <w:tcPr>
-            <w:tcW w:type="dxa" w:w="4536"/>
+            <w:tcW w:type="dxa" w:w="8788"/>
           </w:tcPr>
           <w:p>
             <w:pPr>
@@ -2174,24 +2117,6 @@
                 <w:sz w:val="22"/>
               </w:rPr>
               <w:t>Zaawansowane architektury bazujące na sieciach splotowych (LeNet, AlexNet, VGG, Inception).</w:t>
-            </w:r>
-          </w:p>
-        </w:tc>
-        <w:tc>
-          <w:tcPr>
-            <w:tcW w:type="dxa" w:w="4252"/>
-          </w:tcPr>
-          <w:p>
-            <w:pPr>
-              <w:spacing w:before="20" w:after="20"/>
-            </w:pPr>
-            <w:r>
-              <w:rPr>
-                <w:rFonts w:ascii="Aptos" w:hAnsi="Aptos"/>
-                <w:b w:val="0"/>
-                <w:i w:val="0"/>
-                <w:sz w:val="22"/>
-              </w:rPr>
             </w:r>
           </w:p>
         </w:tc>
@@ -2218,7 +2143,7 @@
         </w:tc>
         <w:tc>
           <w:tcPr>
-            <w:tcW w:type="dxa" w:w="4536"/>
+            <w:tcW w:type="dxa" w:w="8788"/>
           </w:tcPr>
           <w:p>
             <w:pPr>
@@ -2232,24 +2157,6 @@
                 <w:sz w:val="22"/>
               </w:rPr>
               <w:t>Zaawansowane architektury bazujące na sieciach splotowych (ResNet, DenseNet, MobileNet, SqueezeNet, EfficientNet). Transfer Learning.</w:t>
-            </w:r>
-          </w:p>
-        </w:tc>
-        <w:tc>
-          <w:tcPr>
-            <w:tcW w:type="dxa" w:w="4252"/>
-          </w:tcPr>
-          <w:p>
-            <w:pPr>
-              <w:spacing w:before="20" w:after="20"/>
-            </w:pPr>
-            <w:r>
-              <w:rPr>
-                <w:rFonts w:ascii="Aptos" w:hAnsi="Aptos"/>
-                <w:b w:val="0"/>
-                <w:i w:val="0"/>
-                <w:sz w:val="22"/>
-              </w:rPr>
             </w:r>
           </w:p>
         </w:tc>
@@ -2276,7 +2183,7 @@
         </w:tc>
         <w:tc>
           <w:tcPr>
-            <w:tcW w:type="dxa" w:w="4536"/>
+            <w:tcW w:type="dxa" w:w="8788"/>
           </w:tcPr>
           <w:p>
             <w:pPr>
@@ -2290,24 +2197,6 @@
                 <w:sz w:val="22"/>
               </w:rPr>
               <w:t>Detekcja obrazu. Architektura modeli typu YOLO.</w:t>
-            </w:r>
-          </w:p>
-        </w:tc>
-        <w:tc>
-          <w:tcPr>
-            <w:tcW w:type="dxa" w:w="4252"/>
-          </w:tcPr>
-          <w:p>
-            <w:pPr>
-              <w:spacing w:before="20" w:after="20"/>
-            </w:pPr>
-            <w:r>
-              <w:rPr>
-                <w:rFonts w:ascii="Aptos" w:hAnsi="Aptos"/>
-                <w:b w:val="0"/>
-                <w:i w:val="0"/>
-                <w:sz w:val="22"/>
-              </w:rPr>
             </w:r>
           </w:p>
         </w:tc>
@@ -2334,7 +2223,7 @@
         </w:tc>
         <w:tc>
           <w:tcPr>
-            <w:tcW w:type="dxa" w:w="4536"/>
+            <w:tcW w:type="dxa" w:w="8788"/>
           </w:tcPr>
           <w:p>
             <w:pPr>
@@ -2348,24 +2237,6 @@
                 <w:sz w:val="22"/>
               </w:rPr>
               <w:t>Segmentacja obrazu. Metryki do segmentacji oraz najbardziej znane architektury.</w:t>
-            </w:r>
-          </w:p>
-        </w:tc>
-        <w:tc>
-          <w:tcPr>
-            <w:tcW w:type="dxa" w:w="4252"/>
-          </w:tcPr>
-          <w:p>
-            <w:pPr>
-              <w:spacing w:before="20" w:after="20"/>
-            </w:pPr>
-            <w:r>
-              <w:rPr>
-                <w:rFonts w:ascii="Aptos" w:hAnsi="Aptos"/>
-                <w:b w:val="0"/>
-                <w:i w:val="0"/>
-                <w:sz w:val="22"/>
-              </w:rPr>
             </w:r>
           </w:p>
         </w:tc>
@@ -2392,7 +2263,7 @@
         </w:tc>
         <w:tc>
           <w:tcPr>
-            <w:tcW w:type="dxa" w:w="4536"/>
+            <w:tcW w:type="dxa" w:w="8788"/>
           </w:tcPr>
           <w:p>
             <w:pPr>
@@ -2406,24 +2277,6 @@
                 <w:sz w:val="22"/>
               </w:rPr>
               <w:t>Autoencoder oraz Variation Autoencoder.</w:t>
-            </w:r>
-          </w:p>
-        </w:tc>
-        <w:tc>
-          <w:tcPr>
-            <w:tcW w:type="dxa" w:w="4252"/>
-          </w:tcPr>
-          <w:p>
-            <w:pPr>
-              <w:spacing w:before="20" w:after="20"/>
-            </w:pPr>
-            <w:r>
-              <w:rPr>
-                <w:rFonts w:ascii="Aptos" w:hAnsi="Aptos"/>
-                <w:b w:val="0"/>
-                <w:i w:val="0"/>
-                <w:sz w:val="22"/>
-              </w:rPr>
             </w:r>
           </w:p>
         </w:tc>
@@ -2450,7 +2303,7 @@
         </w:tc>
         <w:tc>
           <w:tcPr>
-            <w:tcW w:type="dxa" w:w="4536"/>
+            <w:tcW w:type="dxa" w:w="8788"/>
           </w:tcPr>
           <w:p>
             <w:pPr>
@@ -2464,24 +2317,6 @@
                 <w:sz w:val="22"/>
               </w:rPr>
               <w:t>Generative Adversarial Networks.</w:t>
-            </w:r>
-          </w:p>
-        </w:tc>
-        <w:tc>
-          <w:tcPr>
-            <w:tcW w:type="dxa" w:w="4252"/>
-          </w:tcPr>
-          <w:p>
-            <w:pPr>
-              <w:spacing w:before="20" w:after="20"/>
-            </w:pPr>
-            <w:r>
-              <w:rPr>
-                <w:rFonts w:ascii="Aptos" w:hAnsi="Aptos"/>
-                <w:b w:val="0"/>
-                <w:i w:val="0"/>
-                <w:sz w:val="22"/>
-              </w:rPr>
             </w:r>
           </w:p>
         </w:tc>
@@ -2508,7 +2343,7 @@
         </w:tc>
         <w:tc>
           <w:tcPr>
-            <w:tcW w:type="dxa" w:w="4536"/>
+            <w:tcW w:type="dxa" w:w="8788"/>
           </w:tcPr>
           <w:p>
             <w:pPr>
@@ -2522,24 +2357,6 @@
                 <w:sz w:val="22"/>
               </w:rPr>
               <w:t>Image transformer.</w:t>
-            </w:r>
-          </w:p>
-        </w:tc>
-        <w:tc>
-          <w:tcPr>
-            <w:tcW w:type="dxa" w:w="4252"/>
-          </w:tcPr>
-          <w:p>
-            <w:pPr>
-              <w:spacing w:before="20" w:after="20"/>
-            </w:pPr>
-            <w:r>
-              <w:rPr>
-                <w:rFonts w:ascii="Aptos" w:hAnsi="Aptos"/>
-                <w:b w:val="0"/>
-                <w:i w:val="0"/>
-                <w:sz w:val="22"/>
-              </w:rPr>
             </w:r>
           </w:p>
         </w:tc>
@@ -2566,7 +2383,7 @@
         </w:tc>
         <w:tc>
           <w:tcPr>
-            <w:tcW w:type="dxa" w:w="4536"/>
+            <w:tcW w:type="dxa" w:w="8788"/>
           </w:tcPr>
           <w:p>
             <w:pPr>
@@ -2580,24 +2397,6 @@
                 <w:sz w:val="22"/>
               </w:rPr>
               <w:t>Stable Diffusion.</w:t>
-            </w:r>
-          </w:p>
-        </w:tc>
-        <w:tc>
-          <w:tcPr>
-            <w:tcW w:type="dxa" w:w="4252"/>
-          </w:tcPr>
-          <w:p>
-            <w:pPr>
-              <w:spacing w:before="20" w:after="20"/>
-            </w:pPr>
-            <w:r>
-              <w:rPr>
-                <w:rFonts w:ascii="Aptos" w:hAnsi="Aptos"/>
-                <w:b w:val="0"/>
-                <w:i w:val="0"/>
-                <w:sz w:val="22"/>
-              </w:rPr>
             </w:r>
           </w:p>
         </w:tc>
@@ -2624,7 +2423,7 @@
         </w:tc>
         <w:tc>
           <w:tcPr>
-            <w:tcW w:type="dxa" w:w="4536"/>
+            <w:tcW w:type="dxa" w:w="8788"/>
           </w:tcPr>
           <w:p>
             <w:pPr>
@@ -2638,24 +2437,6 @@
                 <w:sz w:val="22"/>
               </w:rPr>
               <w:t>Segment Anything oraz DINO.</w:t>
-            </w:r>
-          </w:p>
-        </w:tc>
-        <w:tc>
-          <w:tcPr>
-            <w:tcW w:type="dxa" w:w="4252"/>
-          </w:tcPr>
-          <w:p>
-            <w:pPr>
-              <w:spacing w:before="20" w:after="20"/>
-            </w:pPr>
-            <w:r>
-              <w:rPr>
-                <w:rFonts w:ascii="Aptos" w:hAnsi="Aptos"/>
-                <w:b w:val="0"/>
-                <w:i w:val="0"/>
-                <w:sz w:val="22"/>
-              </w:rPr>
             </w:r>
           </w:p>
         </w:tc>
@@ -2682,7 +2463,7 @@
         </w:tc>
         <w:tc>
           <w:tcPr>
-            <w:tcW w:type="dxa" w:w="4536"/>
+            <w:tcW w:type="dxa" w:w="8788"/>
           </w:tcPr>
           <w:p>
             <w:pPr>
@@ -2696,24 +2477,6 @@
                 <w:sz w:val="22"/>
               </w:rPr>
               <w:t>Generowanie obrazu. Style Transfer.</w:t>
-            </w:r>
-          </w:p>
-        </w:tc>
-        <w:tc>
-          <w:tcPr>
-            <w:tcW w:type="dxa" w:w="4252"/>
-          </w:tcPr>
-          <w:p>
-            <w:pPr>
-              <w:spacing w:before="20" w:after="20"/>
-            </w:pPr>
-            <w:r>
-              <w:rPr>
-                <w:rFonts w:ascii="Aptos" w:hAnsi="Aptos"/>
-                <w:b w:val="0"/>
-                <w:i w:val="0"/>
-                <w:sz w:val="22"/>
-              </w:rPr>
             </w:r>
           </w:p>
         </w:tc>
@@ -2740,7 +2503,7 @@
         </w:tc>
         <w:tc>
           <w:tcPr>
-            <w:tcW w:type="dxa" w:w="4536"/>
+            <w:tcW w:type="dxa" w:w="8788"/>
           </w:tcPr>
           <w:p>
             <w:pPr>
@@ -2754,24 +2517,6 @@
                 <w:sz w:val="22"/>
               </w:rPr>
               <w:t>Rekonstrukcja 3D na podstawie obrazu 2D.</w:t>
-            </w:r>
-          </w:p>
-        </w:tc>
-        <w:tc>
-          <w:tcPr>
-            <w:tcW w:type="dxa" w:w="4252"/>
-          </w:tcPr>
-          <w:p>
-            <w:pPr>
-              <w:spacing w:before="20" w:after="20"/>
-            </w:pPr>
-            <w:r>
-              <w:rPr>
-                <w:rFonts w:ascii="Aptos" w:hAnsi="Aptos"/>
-                <w:b w:val="0"/>
-                <w:i w:val="0"/>
-                <w:sz w:val="22"/>
-              </w:rPr>
             </w:r>
           </w:p>
         </w:tc>
@@ -2798,7 +2543,7 @@
         </w:tc>
         <w:tc>
           <w:tcPr>
-            <w:tcW w:type="dxa" w:w="4536"/>
+            <w:tcW w:type="dxa" w:w="8788"/>
           </w:tcPr>
           <w:p>
             <w:pPr>
@@ -2812,24 +2557,6 @@
                 <w:sz w:val="22"/>
               </w:rPr>
               <w:t>Detekcja pozy. Rozpoznawanie twarzy.</w:t>
-            </w:r>
-          </w:p>
-        </w:tc>
-        <w:tc>
-          <w:tcPr>
-            <w:tcW w:type="dxa" w:w="4252"/>
-          </w:tcPr>
-          <w:p>
-            <w:pPr>
-              <w:spacing w:before="20" w:after="20"/>
-            </w:pPr>
-            <w:r>
-              <w:rPr>
-                <w:rFonts w:ascii="Aptos" w:hAnsi="Aptos"/>
-                <w:b w:val="0"/>
-                <w:i w:val="0"/>
-                <w:sz w:val="22"/>
-              </w:rPr>
             </w:r>
           </w:p>
         </w:tc>
